--- a/Front_Page_Anita_Bayo.docx
+++ b/Front_Page_Anita_Bayo.docx
@@ -223,6 +223,12 @@
           <w:szCs w:val="28"/>
         </w:rPr>
         <w:t xml:space="preserve">  </w:t>
+      </w:r>
+      <w:r>
+        <w:rPr>
+          <w:rFonts w:ascii="Tahoma"/>
+          <w:szCs w:val="28"/>
+        </w:rPr>
         <w:tab/>
       </w:r>
       <w:r>
@@ -238,6 +244,12 @@
           <w:sz w:val="22"/>
         </w:rPr>
         <w:t xml:space="preserve"> Title:</w:t>
+      </w:r>
+      <w:r>
+        <w:rPr>
+          <w:rFonts w:ascii="Tahoma"/>
+          <w:sz w:val="22"/>
+        </w:rPr>
         <w:tab/>
         <w:t xml:space="preserve"> </w:t>
       </w:r>
@@ -262,6 +274,12 @@
           <w:sz w:val="22"/>
         </w:rPr>
         <w:t>Issue Date:</w:t>
+      </w:r>
+      <w:r>
+        <w:rPr>
+          <w:rFonts w:ascii="Tahoma"/>
+          <w:sz w:val="22"/>
+        </w:rPr>
         <w:tab/>
         <w:t xml:space="preserve">           Week 2</w:t>
       </w:r>
@@ -280,6 +298,12 @@
           <w:sz w:val="22"/>
         </w:rPr>
         <w:t>Due Date:</w:t>
+      </w:r>
+      <w:r>
+        <w:rPr>
+          <w:rFonts w:ascii="Tahoma"/>
+          <w:sz w:val="22"/>
+        </w:rPr>
         <w:tab/>
         <w:t xml:space="preserve">           Week 4</w:t>
       </w:r>
@@ -304,7 +328,14 @@
           <w:rFonts w:ascii="Tahoma" w:hAnsi="Tahoma" w:cs="Tahoma"/>
           <w:sz w:val="20"/>
         </w:rPr>
-        <w:t xml:space="preserve">Elijah Fullah </w:t>
+        <w:t>Julius Laggah</w:t>
+      </w:r>
+      <w:r>
+        <w:rPr>
+          <w:rFonts w:ascii="Tahoma" w:hAnsi="Tahoma" w:cs="Tahoma"/>
+          <w:sz w:val="20"/>
+        </w:rPr>
+        <w:t xml:space="preserve"> </w:t>
       </w:r>
     </w:p>
     <w:p>
@@ -322,6 +353,13 @@
           <w:szCs w:val="22"/>
         </w:rPr>
         <w:t xml:space="preserve">Name of Student:     </w:t>
+      </w:r>
+      <w:r>
+        <w:rPr>
+          <w:rFonts w:ascii="Tahoma" w:hAnsi="Tahoma" w:cs="Tahoma"/>
+          <w:sz w:val="22"/>
+          <w:szCs w:val="22"/>
+        </w:rPr>
         <w:tab/>
         <w:t xml:space="preserve"> Anita</w:t>
       </w:r>
@@ -348,7 +386,21 @@
           <w:szCs w:val="22"/>
         </w:rPr>
         <w:t xml:space="preserve">ID No.:    </w:t>
+      </w:r>
+      <w:r>
+        <w:rPr>
+          <w:rFonts w:ascii="Tahoma" w:hAnsi="Tahoma" w:cs="Tahoma"/>
+          <w:sz w:val="22"/>
+          <w:szCs w:val="22"/>
+        </w:rPr>
         <w:tab/>
+      </w:r>
+      <w:r>
+        <w:rPr>
+          <w:rFonts w:ascii="Tahoma" w:hAnsi="Tahoma" w:cs="Tahoma"/>
+          <w:sz w:val="22"/>
+          <w:szCs w:val="22"/>
+        </w:rPr>
         <w:tab/>
       </w:r>
       <w:r>
@@ -376,6 +428,13 @@
           <w:szCs w:val="22"/>
         </w:rPr>
         <w:t>Class:</w:t>
+      </w:r>
+      <w:r>
+        <w:rPr>
+          <w:rFonts w:ascii="Tahoma"/>
+          <w:sz w:val="22"/>
+          <w:szCs w:val="22"/>
+        </w:rPr>
         <w:tab/>
         <w:t xml:space="preserve">                     BIT1101</w:t>
       </w:r>
@@ -396,7 +455,7 @@
           <w:sz w:val="22"/>
           <w:szCs w:val="22"/>
         </w:rPr>
-        <w:t xml:space="preserve">Semester/Year:          1/ 1</w:t>
+        <w:t>Semester/Year:          1/ 1</w:t>
       </w:r>
     </w:p>
     <w:p>
@@ -594,7 +653,23 @@
           <w:sz w:val="18"/>
           <w:szCs w:val="18"/>
         </w:rPr>
-        <w:t>Student’s Signature:</w:t>
+        <w:t>Student</w:t>
+      </w:r>
+      <w:r>
+        <w:rPr>
+          <w:rFonts w:ascii="Tahoma"/>
+          <w:sz w:val="18"/>
+          <w:szCs w:val="18"/>
+        </w:rPr>
+        <w:t>’</w:t>
+      </w:r>
+      <w:r>
+        <w:rPr>
+          <w:rFonts w:ascii="Tahoma"/>
+          <w:sz w:val="18"/>
+          <w:szCs w:val="18"/>
+        </w:rPr>
+        <w:t>s Signature:</w:t>
       </w:r>
       <w:r>
         <w:rPr>
@@ -602,13 +677,49 @@
           <w:sz w:val="20"/>
         </w:rPr>
         <w:tab/>
+      </w:r>
+      <w:r>
+        <w:rPr>
+          <w:rFonts w:ascii="Tahoma"/>
+          <w:sz w:val="20"/>
+        </w:rPr>
         <w:tab/>
+      </w:r>
+      <w:r>
+        <w:rPr>
+          <w:rFonts w:ascii="Tahoma"/>
+          <w:sz w:val="20"/>
+        </w:rPr>
         <w:tab/>
+      </w:r>
+      <w:r>
+        <w:rPr>
+          <w:rFonts w:ascii="Tahoma"/>
+          <w:sz w:val="20"/>
+        </w:rPr>
         <w:tab/>
+      </w:r>
+      <w:r>
+        <w:rPr>
+          <w:rFonts w:ascii="Tahoma"/>
+          <w:sz w:val="20"/>
+        </w:rPr>
         <w:tab/>
+      </w:r>
+      <w:r>
+        <w:rPr>
+          <w:rFonts w:ascii="Tahoma"/>
+          <w:sz w:val="20"/>
+        </w:rPr>
         <w:tab/>
+      </w:r>
+      <w:r>
+        <w:rPr>
+          <w:rFonts w:ascii="Tahoma"/>
+          <w:sz w:val="20"/>
+        </w:rPr>
         <w:tab/>
-        <w:t xml:space="preserve">Date: October  2026.</w:t>
+        <w:t>Date: October  2026.</w:t>
       </w:r>
     </w:p>
     <w:p>
@@ -658,7 +769,21 @@
                 <w:rFonts w:ascii="Tahoma"/>
                 <w:sz w:val="20"/>
               </w:rPr>
-              <w:t>LECTURER’S COMMENTS/GRADE:</w:t>
+              <w:t>LECTURER</w:t>
+            </w:r>
+            <w:r>
+              <w:rPr>
+                <w:rFonts w:ascii="Tahoma"/>
+                <w:sz w:val="20"/>
+              </w:rPr>
+              <w:t>’</w:t>
+            </w:r>
+            <w:r>
+              <w:rPr>
+                <w:rFonts w:ascii="Tahoma"/>
+                <w:sz w:val="20"/>
+              </w:rPr>
+              <w:t>S COMMENTS/GRADE:</w:t>
             </w:r>
           </w:p>
           <w:p>
@@ -901,7 +1026,21 @@
                 <w:rFonts w:ascii="Tahoma"/>
                 <w:sz w:val="20"/>
               </w:rPr>
-              <w:t xml:space="preserve">RECEIVER’S NAME : </w:t>
+              <w:t>RECEIVER</w:t>
+            </w:r>
+            <w:r>
+              <w:rPr>
+                <w:rFonts w:ascii="Tahoma"/>
+                <w:sz w:val="20"/>
+              </w:rPr>
+              <w:t>’</w:t>
+            </w:r>
+            <w:r>
+              <w:rPr>
+                <w:rFonts w:ascii="Tahoma"/>
+                <w:sz w:val="20"/>
+              </w:rPr>
+              <w:t xml:space="preserve">S NAME : </w:t>
             </w:r>
           </w:p>
         </w:tc>
